--- a/labs/CPD8Lab.docx
+++ b/labs/CPD8Lab.docx
@@ -255,16 +255,7 @@
                 <w:sz w:val="28"/>
                 <w:szCs w:val="28"/>
               </w:rPr>
-              <w:t>Лабораторна робота №</w:t>
-            </w:r>
-            <w:r>
-              <w:rPr>
-                <w:rFonts w:eastAsia="Times New Roman" w:cs="Times New Roman" w:ascii="Times New Roman" w:hAnsi="Times New Roman"/>
-                <w:b/>
-                <w:sz w:val="28"/>
-                <w:szCs w:val="28"/>
-              </w:rPr>
-              <w:t>8</w:t>
+              <w:t>Лабораторна робота №8</w:t>
             </w:r>
           </w:p>
           <w:p>
@@ -1672,18 +1663,24 @@
         <w:t>оптимальності/доцільності використання цього алгоритму.</w:t>
         <w:br/>
         <w:br/>
+        <w:t xml:space="preserve">⚙️ </w:t>
+      </w:r>
+      <w:r>
+        <w:rPr>
+          <w:rStyle w:val="Strong"/>
+          <w:rFonts w:eastAsia="Times New Roman" w:cs="Times New Roman" w:ascii="Times New Roman" w:hAnsi="Times New Roman"/>
+        </w:rPr>
         <w:t>Алгоритм ходів комп’ютера</w:t>
       </w:r>
     </w:p>
     <w:p>
       <w:pPr>
-        <w:pStyle w:val="BodyText"/>
-        <w:ind w:hanging="0" w:start="0" w:end="0"/>
-        <w:rPr/>
-      </w:pPr>
-      <w:r>
-        <w:rPr/>
-        <w:t>Поточна реалізація ходу комп’ютера (makeMove у класі AIPlayer) використовує простий випадковий підхід:</w:t>
+        <w:pStyle w:val="Heading4"/>
+        <w:rPr/>
+      </w:pPr>
+      <w:r>
+        <w:rPr/>
+        <w:t>1. Початковий вибір координат:</w:t>
       </w:r>
     </w:p>
     <w:p>
@@ -1697,25 +1694,99 @@
           <w:tab w:val="clear" w:pos="709"/>
           <w:tab w:val="left" w:pos="0" w:leader="none"/>
         </w:tabs>
-        <w:spacing w:before="0" w:after="0"/>
         <w:ind w:hanging="283" w:start="709"/>
         <w:rPr/>
       </w:pPr>
       <w:r>
+        <w:rPr/>
+        <w:t xml:space="preserve">Якщо в черзі </w:t>
+      </w:r>
+      <w:r>
+        <w:rPr>
+          <w:rStyle w:val="SourceText"/>
+        </w:rPr>
+        <w:t>targetQueue</w:t>
+      </w:r>
+      <w:r>
+        <w:rPr/>
+        <w:t xml:space="preserve"> </w:t>
+      </w:r>
+      <w:r>
         <w:rPr>
           <w:rStyle w:val="Strong"/>
         </w:rPr>
-        <w:t>Випадковий вибір координат</w:t>
-      </w:r>
-      <w:r>
-        <w:rPr/>
-        <w:t>:</w:t>
-        <w:br/>
-        <w:t>Комп’ютер генерує випадкові координати (x, y) в межах поля 10x10 за допомогою класу Random.</w:t>
-        <w:br/>
-        <w:t>Перевіряється, чи клітинка ще не була обстріляна (isHit()). Якщо клітинка вже була обстріляна, генеруються нові координати, доки не буде знайдена необстріляна клітинка.</w:t>
-        <w:br/>
-        <w:t xml:space="preserve">Вибрані координати повертаються для здійснення пострілу. </w:t>
+        <w:t>є координати</w:t>
+      </w:r>
+      <w:r>
+        <w:rPr/>
+        <w:t xml:space="preserve"> (виявлені під час попереднього влучання):</w:t>
+      </w:r>
+    </w:p>
+    <w:p>
+      <w:pPr>
+        <w:pStyle w:val="BodyText"/>
+        <w:numPr>
+          <w:ilvl w:val="0"/>
+          <w:numId w:val="0"/>
+        </w:numPr>
+        <w:ind w:hanging="0" w:start="0"/>
+        <w:rPr/>
+      </w:pPr>
+      <w:r>
+        <w:rPr/>
+        <w:drawing>
+          <wp:inline distT="0" distB="0" distL="0" distR="0">
+            <wp:extent cx="3200400" cy="1009650"/>
+            <wp:effectExtent l="0" t="0" r="0" b="0"/>
+            <wp:docPr id="1" name="Image1" descr="" title=""/>
+            <wp:cNvGraphicFramePr>
+              <a:graphicFrameLocks xmlns:a="http://schemas.openxmlformats.org/drawingml/2006/main" noChangeAspect="1"/>
+            </wp:cNvGraphicFramePr>
+            <a:graphic xmlns:a="http://schemas.openxmlformats.org/drawingml/2006/main">
+              <a:graphicData uri="http://schemas.openxmlformats.org/drawingml/2006/picture">
+                <pic:pic xmlns:pic="http://schemas.openxmlformats.org/drawingml/2006/picture">
+                  <pic:nvPicPr>
+                    <pic:cNvPr id="1" name="Image1" descr="" title=""/>
+                    <pic:cNvPicPr>
+                      <a:picLocks noChangeAspect="1" noChangeArrowheads="1"/>
+                    </pic:cNvPicPr>
+                  </pic:nvPicPr>
+                  <pic:blipFill>
+                    <a:blip r:embed="rId2"/>
+                    <a:stretch>
+                      <a:fillRect/>
+                    </a:stretch>
+                  </pic:blipFill>
+                  <pic:spPr bwMode="auto">
+                    <a:xfrm>
+                      <a:off x="0" y="0"/>
+                      <a:ext cx="3200400" cy="1009650"/>
+                    </a:xfrm>
+                    <a:prstGeom prst="rect">
+                      <a:avLst/>
+                    </a:prstGeom>
+                    <a:noFill/>
+                  </pic:spPr>
+                </pic:pic>
+              </a:graphicData>
+            </a:graphic>
+          </wp:inline>
+        </w:drawing>
+      </w:r>
+    </w:p>
+    <w:p>
+      <w:pPr>
+        <w:pStyle w:val="BodyText"/>
+        <w:numPr>
+          <w:ilvl w:val="0"/>
+          <w:numId w:val="0"/>
+        </w:numPr>
+        <w:ind w:hanging="0" w:start="0"/>
+        <w:rPr/>
+      </w:pPr>
+      <w:r>
+        <w:rPr/>
+        <w:t>Комп’ютер бере наступні координати з черги (тобто одну з сусідніх клітинок біля останнього попадання).</w:t>
       </w:r>
     </w:p>
     <w:p>
@@ -1733,26 +1804,18 @@
         <w:rPr/>
       </w:pPr>
       <w:r>
+        <w:rPr/>
+        <w:t xml:space="preserve">Якщо черга </w:t>
+      </w:r>
+      <w:r>
         <w:rPr>
           <w:rStyle w:val="Strong"/>
         </w:rPr>
-        <w:t>Обробка результату пострілу</w:t>
+        <w:t>порожня</w:t>
       </w:r>
       <w:r>
         <w:rPr/>
         <w:t>:</w:t>
-        <w:br/>
-        <w:t xml:space="preserve">У класі SwingGameWindow метод computerMove викликає makeMove для отримання координат і виконує постріл на полі гравця (playerBoard.shootAt). Якщо постріл був вдалим (влучив у корабель), комп’ютер продовжує хід. Якщо постріл промахнувся, хід переходить до гравця. </w:t>
-      </w:r>
-    </w:p>
-    <w:p>
-      <w:pPr>
-        <w:pStyle w:val="Heading5"/>
-        <w:rPr/>
-      </w:pPr>
-      <w:r>
-        <w:rPr/>
-        <w:t>Аргументація оптимальності/доцільності алгоритму</w:t>
       </w:r>
     </w:p>
     <w:p>
@@ -1760,27 +1823,51 @@
         <w:pStyle w:val="BodyText"/>
         <w:numPr>
           <w:ilvl w:val="0"/>
-          <w:numId w:val="3"/>
+          <w:numId w:val="0"/>
         </w:numPr>
-        <w:tabs>
-          <w:tab w:val="clear" w:pos="709"/>
-          <w:tab w:val="left" w:pos="0" w:leader="none"/>
-        </w:tabs>
-        <w:spacing w:before="0" w:after="0"/>
-        <w:ind w:hanging="283" w:start="709"/>
-        <w:rPr/>
-      </w:pPr>
-      <w:r>
-        <w:rPr>
-          <w:rStyle w:val="Strong"/>
-        </w:rPr>
-        <w:t>Простота реалізації</w:t>
-      </w:r>
-      <w:r>
-        <w:rPr/>
-        <w:t>:</w:t>
-        <w:br/>
-        <w:t xml:space="preserve">Випадковий підхід є найпростішим способом реалізації ходу комп’ютера. Він не вимагає складних обчислень або додаткових структур даних, що робить код легким для розуміння та підтримки. </w:t>
+        <w:ind w:hanging="0" w:start="0"/>
+        <w:rPr/>
+      </w:pPr>
+      <w:r>
+        <w:rPr/>
+        <w:drawing>
+          <wp:inline distT="0" distB="0" distL="0" distR="0">
+            <wp:extent cx="4457700" cy="1276350"/>
+            <wp:effectExtent l="0" t="0" r="0" b="0"/>
+            <wp:docPr id="2" name="Image2" descr="" title=""/>
+            <wp:cNvGraphicFramePr>
+              <a:graphicFrameLocks xmlns:a="http://schemas.openxmlformats.org/drawingml/2006/main" noChangeAspect="1"/>
+            </wp:cNvGraphicFramePr>
+            <a:graphic xmlns:a="http://schemas.openxmlformats.org/drawingml/2006/main">
+              <a:graphicData uri="http://schemas.openxmlformats.org/drawingml/2006/picture">
+                <pic:pic xmlns:pic="http://schemas.openxmlformats.org/drawingml/2006/picture">
+                  <pic:nvPicPr>
+                    <pic:cNvPr id="2" name="Image2" descr="" title=""/>
+                    <pic:cNvPicPr>
+                      <a:picLocks noChangeAspect="1" noChangeArrowheads="1"/>
+                    </pic:cNvPicPr>
+                  </pic:nvPicPr>
+                  <pic:blipFill>
+                    <a:blip r:embed="rId3"/>
+                    <a:stretch>
+                      <a:fillRect/>
+                    </a:stretch>
+                  </pic:blipFill>
+                  <pic:spPr bwMode="auto">
+                    <a:xfrm>
+                      <a:off x="0" y="0"/>
+                      <a:ext cx="4457700" cy="1276350"/>
+                    </a:xfrm>
+                    <a:prstGeom prst="rect">
+                      <a:avLst/>
+                    </a:prstGeom>
+                    <a:noFill/>
+                  </pic:spPr>
+                </pic:pic>
+              </a:graphicData>
+            </a:graphic>
+          </wp:inline>
+        </w:drawing>
       </w:r>
     </w:p>
     <w:p>
@@ -1788,27 +1875,82 @@
         <w:pStyle w:val="BodyText"/>
         <w:numPr>
           <w:ilvl w:val="0"/>
-          <w:numId w:val="3"/>
+          <w:numId w:val="0"/>
         </w:numPr>
-        <w:tabs>
-          <w:tab w:val="clear" w:pos="709"/>
-          <w:tab w:val="left" w:pos="0" w:leader="none"/>
-        </w:tabs>
-        <w:spacing w:before="0" w:after="0"/>
-        <w:ind w:hanging="283" w:start="709"/>
-        <w:rPr/>
-      </w:pPr>
+        <w:ind w:hanging="0" w:start="0"/>
+        <w:rPr/>
+      </w:pPr>
+      <w:r>
+        <w:rPr/>
+        <w:t xml:space="preserve">Генеруються </w:t>
+      </w:r>
       <w:r>
         <w:rPr>
           <w:rStyle w:val="Strong"/>
         </w:rPr>
-        <w:t>Ефективність для базового рівня</w:t>
-      </w:r>
-      <w:r>
-        <w:rPr/>
-        <w:t>:</w:t>
-        <w:br/>
-        <w:t xml:space="preserve">Для гри проти людини випадковий алгоритм може бути достатнім для створення базового рівня складності, особливо для початківців. Він забезпечує швидке виконання ходів без значних обчислювальних витрат. </w:t>
+        <w:t>випадкові координати (x, y)</w:t>
+      </w:r>
+      <w:r>
+        <w:rPr/>
+        <w:t xml:space="preserve"> в межах 10×10 за допомогою </w:t>
+      </w:r>
+      <w:r>
+        <w:rPr>
+          <w:rStyle w:val="SourceText"/>
+        </w:rPr>
+        <w:t>Math.random()</w:t>
+      </w:r>
+      <w:r>
+        <w:rPr/>
+        <w:t>. Перевіряється, чи клітинка ще не була обстріляна (</w:t>
+      </w:r>
+      <w:r>
+        <w:rPr>
+          <w:rStyle w:val="SourceText"/>
+        </w:rPr>
+        <w:t>isHit()</w:t>
+      </w:r>
+      <w:r>
+        <w:rPr/>
+        <w:t>). Якщо клітинка вже обстріляна — генеруються нові координати до знаходження придатної клітинки.</w:t>
+      </w:r>
+    </w:p>
+    <w:p>
+      <w:pPr>
+        <w:pStyle w:val="Heading4"/>
+        <w:rPr/>
+      </w:pPr>
+      <w:r>
+        <w:rPr/>
+        <w:t>2. Виконання пострілу:</w:t>
+      </w:r>
+    </w:p>
+    <w:p>
+      <w:pPr>
+        <w:pStyle w:val="Heading4"/>
+        <w:rPr/>
+      </w:pPr>
+      <w:r>
+        <w:rPr>
+          <w:b w:val="false"/>
+          <w:bCs w:val="false"/>
+        </w:rPr>
+        <w:t xml:space="preserve">Комп’ютер стріляє по обраній клітинці за допомогою </w:t>
+      </w:r>
+      <w:r>
+        <w:rPr>
+          <w:rStyle w:val="SourceText"/>
+          <w:b w:val="false"/>
+          <w:bCs w:val="false"/>
+        </w:rPr>
+        <w:t>playerBoard.shootAt(x, y)</w:t>
+      </w:r>
+      <w:r>
+        <w:rPr>
+          <w:b w:val="false"/>
+          <w:bCs w:val="false"/>
+        </w:rPr>
+        <w:t>.</w:t>
       </w:r>
     </w:p>
     <w:p>
@@ -1816,87 +1958,61 @@
         <w:pStyle w:val="BodyText"/>
         <w:numPr>
           <w:ilvl w:val="0"/>
-          <w:numId w:val="3"/>
+          <w:numId w:val="0"/>
         </w:numPr>
-        <w:tabs>
-          <w:tab w:val="clear" w:pos="709"/>
-          <w:tab w:val="left" w:pos="0" w:leader="none"/>
-        </w:tabs>
-        <w:spacing w:before="0" w:after="0"/>
-        <w:ind w:hanging="283" w:start="709"/>
-        <w:rPr/>
-      </w:pPr>
-      <w:r>
-        <w:rPr>
-          <w:rStyle w:val="Strong"/>
-        </w:rPr>
-        <w:t>Обмеження</w:t>
-      </w:r>
-      <w:r>
-        <w:rPr/>
-        <w:t>:</w:t>
-        <w:br/>
-        <w:t xml:space="preserve">Алгоритм є надто простим і не враховує стратегії, які могли б зробити комп’ютера більш ефективним суперником. Наприклад: </w:t>
-      </w:r>
-    </w:p>
-    <w:p>
-      <w:pPr>
-        <w:pStyle w:val="BodyText"/>
-        <w:numPr>
-          <w:ilvl w:val="1"/>
-          <w:numId w:val="3"/>
-        </w:numPr>
-        <w:tabs>
-          <w:tab w:val="clear" w:pos="709"/>
-          <w:tab w:val="left" w:pos="0" w:leader="none"/>
-        </w:tabs>
-        <w:spacing w:before="0" w:after="0"/>
-        <w:ind w:hanging="283" w:start="1418"/>
-        <w:rPr/>
-      </w:pPr>
-      <w:r>
-        <w:rPr/>
-        <w:t xml:space="preserve">Комп’ютер не використовує інформацію про попередні влучання для цілеспрямованого добивання багатопалубних кораблів. </w:t>
-      </w:r>
-    </w:p>
-    <w:p>
-      <w:pPr>
-        <w:pStyle w:val="BodyText"/>
-        <w:numPr>
-          <w:ilvl w:val="1"/>
-          <w:numId w:val="3"/>
-        </w:numPr>
-        <w:tabs>
-          <w:tab w:val="clear" w:pos="709"/>
-          <w:tab w:val="left" w:pos="0" w:leader="none"/>
-        </w:tabs>
-        <w:spacing w:before="0" w:after="0"/>
-        <w:ind w:hanging="283" w:start="1418"/>
-        <w:rPr/>
-      </w:pPr>
-      <w:r>
-        <w:rPr/>
-        <w:t xml:space="preserve">Не застосовується жодна евристика для вибору клітинок, які з більшою ймовірністю містять кораблі (наприклад, уникнення кутів або країв поля, де ймовірність розміщення великих кораблів нижча). </w:t>
-      </w:r>
-    </w:p>
-    <w:p>
-      <w:pPr>
-        <w:pStyle w:val="BodyText"/>
-        <w:numPr>
-          <w:ilvl w:val="1"/>
-          <w:numId w:val="3"/>
-        </w:numPr>
-        <w:tabs>
-          <w:tab w:val="clear" w:pos="709"/>
-          <w:tab w:val="left" w:pos="0" w:leader="none"/>
-        </w:tabs>
-        <w:spacing w:before="0" w:after="0"/>
-        <w:ind w:hanging="283" w:start="1418"/>
-        <w:rPr/>
-      </w:pPr>
-      <w:r>
-        <w:rPr/>
-        <w:t xml:space="preserve">Відсутність аналізу патернів розміщення кораблів (наприклад, перевірка сусідніх клітинок після влучання). </w:t>
+        <w:ind w:hanging="0" w:start="0"/>
+        <w:rPr/>
+      </w:pPr>
+      <w:r>
+        <w:rPr/>
+        <w:drawing>
+          <wp:inline distT="0" distB="0" distL="0" distR="0">
+            <wp:extent cx="3705225" cy="676275"/>
+            <wp:effectExtent l="0" t="0" r="0" b="0"/>
+            <wp:docPr id="3" name="Image3" descr="" title=""/>
+            <wp:cNvGraphicFramePr>
+              <a:graphicFrameLocks xmlns:a="http://schemas.openxmlformats.org/drawingml/2006/main" noChangeAspect="1"/>
+            </wp:cNvGraphicFramePr>
+            <a:graphic xmlns:a="http://schemas.openxmlformats.org/drawingml/2006/main">
+              <a:graphicData uri="http://schemas.openxmlformats.org/drawingml/2006/picture">
+                <pic:pic xmlns:pic="http://schemas.openxmlformats.org/drawingml/2006/picture">
+                  <pic:nvPicPr>
+                    <pic:cNvPr id="3" name="Image3" descr="" title=""/>
+                    <pic:cNvPicPr>
+                      <a:picLocks noChangeAspect="1" noChangeArrowheads="1"/>
+                    </pic:cNvPicPr>
+                  </pic:nvPicPr>
+                  <pic:blipFill>
+                    <a:blip r:embed="rId4"/>
+                    <a:stretch>
+                      <a:fillRect/>
+                    </a:stretch>
+                  </pic:blipFill>
+                  <pic:spPr bwMode="auto">
+                    <a:xfrm>
+                      <a:off x="0" y="0"/>
+                      <a:ext cx="3705225" cy="676275"/>
+                    </a:xfrm>
+                    <a:prstGeom prst="rect">
+                      <a:avLst/>
+                    </a:prstGeom>
+                    <a:noFill/>
+                  </pic:spPr>
+                </pic:pic>
+              </a:graphicData>
+            </a:graphic>
+          </wp:inline>
+        </w:drawing>
+      </w:r>
+    </w:p>
+    <w:p>
+      <w:pPr>
+        <w:pStyle w:val="Heading4"/>
+        <w:rPr/>
+      </w:pPr>
+      <w:r>
+        <w:rPr/>
+        <w:t>3. Обробка результату пострілу:</w:t>
       </w:r>
     </w:p>
     <w:p>
@@ -1904,118 +2020,536 @@
         <w:pStyle w:val="BodyText"/>
         <w:numPr>
           <w:ilvl w:val="0"/>
-          <w:numId w:val="3"/>
+          <w:numId w:val="4"/>
         </w:numPr>
         <w:tabs>
           <w:tab w:val="clear" w:pos="709"/>
           <w:tab w:val="left" w:pos="0" w:leader="none"/>
         </w:tabs>
-        <w:spacing w:before="0" w:after="0"/>
         <w:ind w:hanging="283" w:start="709"/>
         <w:rPr/>
       </w:pPr>
       <w:r>
+        <w:rPr/>
+        <w:t xml:space="preserve">Якщо </w:t>
+      </w:r>
+      <w:r>
         <w:rPr>
           <w:rStyle w:val="Strong"/>
         </w:rPr>
-        <w:t>Пропозиція покращення</w:t>
+        <w:t>влучив у корабель</w:t>
       </w:r>
       <w:r>
         <w:rPr/>
         <w:t>:</w:t>
-        <w:br/>
-        <w:t xml:space="preserve">Для підвищення інтелекту комп’ютера можна реалізувати стратегію "мисливця": після влучання в корабель комп’ютер перевіряє сусідні клітинки (вгору, вниз, вліво, вправо), щоб добити багатопалубний корабель. Якщо корабель потоплено, комп’ютер повертається до випадкового вибору, але може використовувати ймовірнісну модель (наприклад, уникаючи клітинок біля потоплених кораблів). Такий підхід був би більш доцільним, оскільки: </w:t>
       </w:r>
     </w:p>
     <w:p>
       <w:pPr>
         <w:pStyle w:val="BodyText"/>
         <w:numPr>
-          <w:ilvl w:val="1"/>
-          <w:numId w:val="3"/>
+          <w:ilvl w:val="0"/>
+          <w:numId w:val="0"/>
+        </w:numPr>
+        <w:ind w:hanging="0" w:start="0"/>
+        <w:rPr/>
+      </w:pPr>
+      <w:r>
+        <w:rPr/>
+        <w:t xml:space="preserve">Клітинка позначається як влучена (червона). Усі </w:t>
+      </w:r>
+      <w:r>
+        <w:rPr>
+          <w:rStyle w:val="Strong"/>
+        </w:rPr>
+        <w:t>сусідні клітинки</w:t>
+      </w:r>
+      <w:r>
+        <w:rPr/>
+        <w:t xml:space="preserve"> (вгору, вниз, ліво, вправо) додаються в чергу </w:t>
+      </w:r>
+      <w:r>
+        <w:rPr>
+          <w:rStyle w:val="SourceText"/>
+        </w:rPr>
+        <w:t>targetQueue</w:t>
+      </w:r>
+      <w:r>
+        <w:rPr/>
+        <w:t xml:space="preserve">, якщо вони ще не обстріляні. Комп’ютер </w:t>
+      </w:r>
+      <w:r>
+        <w:rPr>
+          <w:rStyle w:val="Strong"/>
+        </w:rPr>
+        <w:t>продовжує хід</w:t>
+      </w:r>
+      <w:r>
+        <w:rPr/>
+        <w:t>, вибираючи наступну ціль з черги.</w:t>
+      </w:r>
+    </w:p>
+    <w:p>
+      <w:pPr>
+        <w:pStyle w:val="BodyText"/>
+        <w:numPr>
+          <w:ilvl w:val="0"/>
+          <w:numId w:val="0"/>
+        </w:numPr>
+        <w:ind w:hanging="0" w:start="0"/>
+        <w:rPr/>
+      </w:pPr>
+      <w:r>
+        <w:rPr/>
+        <w:drawing>
+          <wp:inline distT="0" distB="0" distL="0" distR="0">
+            <wp:extent cx="4029075" cy="1552575"/>
+            <wp:effectExtent l="0" t="0" r="0" b="0"/>
+            <wp:docPr id="4" name="Image4" descr="" title=""/>
+            <wp:cNvGraphicFramePr>
+              <a:graphicFrameLocks xmlns:a="http://schemas.openxmlformats.org/drawingml/2006/main" noChangeAspect="1"/>
+            </wp:cNvGraphicFramePr>
+            <a:graphic xmlns:a="http://schemas.openxmlformats.org/drawingml/2006/main">
+              <a:graphicData uri="http://schemas.openxmlformats.org/drawingml/2006/picture">
+                <pic:pic xmlns:pic="http://schemas.openxmlformats.org/drawingml/2006/picture">
+                  <pic:nvPicPr>
+                    <pic:cNvPr id="4" name="Image4" descr="" title=""/>
+                    <pic:cNvPicPr>
+                      <a:picLocks noChangeAspect="1" noChangeArrowheads="1"/>
+                    </pic:cNvPicPr>
+                  </pic:nvPicPr>
+                  <pic:blipFill>
+                    <a:blip r:embed="rId5"/>
+                    <a:stretch>
+                      <a:fillRect/>
+                    </a:stretch>
+                  </pic:blipFill>
+                  <pic:spPr bwMode="auto">
+                    <a:xfrm>
+                      <a:off x="0" y="0"/>
+                      <a:ext cx="4029075" cy="1552575"/>
+                    </a:xfrm>
+                    <a:prstGeom prst="rect">
+                      <a:avLst/>
+                    </a:prstGeom>
+                    <a:noFill/>
+                  </pic:spPr>
+                </pic:pic>
+              </a:graphicData>
+            </a:graphic>
+          </wp:inline>
+        </w:drawing>
+      </w:r>
+    </w:p>
+    <w:p>
+      <w:pPr>
+        <w:pStyle w:val="BodyText"/>
+        <w:numPr>
+          <w:ilvl w:val="0"/>
+          <w:numId w:val="0"/>
+        </w:numPr>
+        <w:ind w:hanging="0" w:start="0"/>
+        <w:rPr/>
+      </w:pPr>
+      <w:r>
+        <w:rPr/>
+        <w:drawing>
+          <wp:inline distT="0" distB="0" distL="0" distR="0">
+            <wp:extent cx="5295900" cy="2419350"/>
+            <wp:effectExtent l="0" t="0" r="0" b="0"/>
+            <wp:docPr id="5" name="Image5" descr="" title=""/>
+            <wp:cNvGraphicFramePr>
+              <a:graphicFrameLocks xmlns:a="http://schemas.openxmlformats.org/drawingml/2006/main" noChangeAspect="1"/>
+            </wp:cNvGraphicFramePr>
+            <a:graphic xmlns:a="http://schemas.openxmlformats.org/drawingml/2006/main">
+              <a:graphicData uri="http://schemas.openxmlformats.org/drawingml/2006/picture">
+                <pic:pic xmlns:pic="http://schemas.openxmlformats.org/drawingml/2006/picture">
+                  <pic:nvPicPr>
+                    <pic:cNvPr id="5" name="Image5" descr="" title=""/>
+                    <pic:cNvPicPr>
+                      <a:picLocks noChangeAspect="1" noChangeArrowheads="1"/>
+                    </pic:cNvPicPr>
+                  </pic:nvPicPr>
+                  <pic:blipFill>
+                    <a:blip r:embed="rId6"/>
+                    <a:stretch>
+                      <a:fillRect/>
+                    </a:stretch>
+                  </pic:blipFill>
+                  <pic:spPr bwMode="auto">
+                    <a:xfrm>
+                      <a:off x="0" y="0"/>
+                      <a:ext cx="5295900" cy="2419350"/>
+                    </a:xfrm>
+                    <a:prstGeom prst="rect">
+                      <a:avLst/>
+                    </a:prstGeom>
+                    <a:noFill/>
+                  </pic:spPr>
+                </pic:pic>
+              </a:graphicData>
+            </a:graphic>
+          </wp:inline>
+        </w:drawing>
+      </w:r>
+      <w:r>
+        <w:br w:type="page"/>
+      </w:r>
+    </w:p>
+    <w:p>
+      <w:pPr>
+        <w:pStyle w:val="BodyText"/>
+        <w:numPr>
+          <w:ilvl w:val="0"/>
+          <w:numId w:val="0"/>
+        </w:numPr>
+        <w:ind w:hanging="0" w:start="0"/>
+        <w:rPr/>
+      </w:pPr>
+      <w:r>
+        <w:rPr/>
+        <w:t xml:space="preserve">Якщо </w:t>
+      </w:r>
+      <w:r>
+        <w:rPr>
+          <w:rStyle w:val="Strong"/>
+        </w:rPr>
+        <w:t>промахнувся</w:t>
+      </w:r>
+      <w:r>
+        <w:rPr/>
+        <w:t>:</w:t>
+      </w:r>
+    </w:p>
+    <w:p>
+      <w:pPr>
+        <w:pStyle w:val="BodyText"/>
+        <w:numPr>
+          <w:ilvl w:val="0"/>
+          <w:numId w:val="0"/>
+        </w:numPr>
+        <w:ind w:hanging="0" w:start="0"/>
+        <w:rPr/>
+      </w:pPr>
+      <w:r>
+        <w:rPr/>
+        <w:t>Клітинка позначається як промах (біла).</w:t>
+      </w:r>
+    </w:p>
+    <w:p>
+      <w:pPr>
+        <w:pStyle w:val="BodyText"/>
+        <w:numPr>
+          <w:ilvl w:val="0"/>
+          <w:numId w:val="0"/>
+        </w:numPr>
+        <w:ind w:hanging="0" w:start="0"/>
+        <w:rPr/>
+      </w:pPr>
+      <w:r>
+        <w:rPr/>
+        <w:drawing>
+          <wp:inline distT="0" distB="0" distL="0" distR="0">
+            <wp:extent cx="5611495" cy="1893570"/>
+            <wp:effectExtent l="0" t="0" r="0" b="0"/>
+            <wp:docPr id="6" name="Image6" descr="" title=""/>
+            <wp:cNvGraphicFramePr>
+              <a:graphicFrameLocks xmlns:a="http://schemas.openxmlformats.org/drawingml/2006/main" noChangeAspect="1"/>
+            </wp:cNvGraphicFramePr>
+            <a:graphic xmlns:a="http://schemas.openxmlformats.org/drawingml/2006/main">
+              <a:graphicData uri="http://schemas.openxmlformats.org/drawingml/2006/picture">
+                <pic:pic xmlns:pic="http://schemas.openxmlformats.org/drawingml/2006/picture">
+                  <pic:nvPicPr>
+                    <pic:cNvPr id="6" name="Image6" descr="" title=""/>
+                    <pic:cNvPicPr>
+                      <a:picLocks noChangeAspect="1" noChangeArrowheads="1"/>
+                    </pic:cNvPicPr>
+                  </pic:nvPicPr>
+                  <pic:blipFill>
+                    <a:blip r:embed="rId7"/>
+                    <a:stretch>
+                      <a:fillRect/>
+                    </a:stretch>
+                  </pic:blipFill>
+                  <pic:spPr bwMode="auto">
+                    <a:xfrm>
+                      <a:off x="0" y="0"/>
+                      <a:ext cx="5611495" cy="1893570"/>
+                    </a:xfrm>
+                    <a:prstGeom prst="rect">
+                      <a:avLst/>
+                    </a:prstGeom>
+                    <a:noFill/>
+                  </pic:spPr>
+                </pic:pic>
+              </a:graphicData>
+            </a:graphic>
+          </wp:inline>
+        </w:drawing>
+      </w:r>
+    </w:p>
+    <w:p>
+      <w:pPr>
+        <w:pStyle w:val="BodyText"/>
+        <w:numPr>
+          <w:ilvl w:val="0"/>
+          <w:numId w:val="0"/>
+        </w:numPr>
+        <w:ind w:hanging="0" w:start="0"/>
+        <w:rPr/>
+      </w:pPr>
+      <w:r>
+        <w:rPr/>
+        <w:t xml:space="preserve">Хід </w:t>
+      </w:r>
+      <w:r>
+        <w:rPr>
+          <w:rStyle w:val="Strong"/>
+        </w:rPr>
+        <w:t>передається гравцю</w:t>
+      </w:r>
+      <w:r>
+        <w:rPr/>
+        <w:t>.</w:t>
+      </w:r>
+    </w:p>
+    <w:p>
+      <w:pPr>
+        <w:pStyle w:val="Heading4"/>
+        <w:rPr/>
+      </w:pPr>
+      <w:r>
+        <w:rPr/>
+        <w:t>4. Завершення гри:</w:t>
+      </w:r>
+    </w:p>
+    <w:p>
+      <w:pPr>
+        <w:pStyle w:val="BodyText"/>
+        <w:numPr>
+          <w:ilvl w:val="0"/>
+          <w:numId w:val="5"/>
         </w:numPr>
         <w:tabs>
           <w:tab w:val="clear" w:pos="709"/>
           <w:tab w:val="left" w:pos="0" w:leader="none"/>
         </w:tabs>
-        <w:spacing w:before="0" w:after="0"/>
-        <w:ind w:hanging="283" w:start="1418"/>
-        <w:rPr/>
-      </w:pPr>
-      <w:r>
-        <w:rPr/>
-        <w:t xml:space="preserve">Зменшує кількість ходів, необхідних для перемоги. </w:t>
+        <w:ind w:hanging="283" w:start="709"/>
+        <w:rPr/>
+      </w:pPr>
+      <w:r>
+        <w:rPr/>
+        <w:t xml:space="preserve">Після кожного пострілу перевіряється, чи </w:t>
+      </w:r>
+      <w:r>
+        <w:rPr>
+          <w:rStyle w:val="Strong"/>
+        </w:rPr>
+        <w:t>всі кораблі гравця знищені</w:t>
+      </w:r>
+      <w:r>
+        <w:rPr/>
+        <w:t xml:space="preserve"> (</w:t>
+      </w:r>
+      <w:r>
+        <w:rPr>
+          <w:rStyle w:val="SourceText"/>
+        </w:rPr>
+        <w:t>playerBoard.allShipsSunk()</w:t>
+      </w:r>
+      <w:r>
+        <w:rPr/>
+        <w:t>).</w:t>
       </w:r>
     </w:p>
     <w:p>
       <w:pPr>
         <w:pStyle w:val="BodyText"/>
         <w:numPr>
-          <w:ilvl w:val="1"/>
-          <w:numId w:val="3"/>
+          <w:ilvl w:val="0"/>
+          <w:numId w:val="0"/>
         </w:numPr>
-        <w:tabs>
-          <w:tab w:val="clear" w:pos="709"/>
-          <w:tab w:val="left" w:pos="0" w:leader="none"/>
-        </w:tabs>
-        <w:spacing w:before="0" w:after="0"/>
-        <w:ind w:hanging="283" w:start="1418"/>
-        <w:rPr/>
-      </w:pPr>
-      <w:r>
-        <w:rPr/>
-        <w:t xml:space="preserve">Імітує поведінку досвідченого гравця, що робить гру цікавішою. </w:t>
+        <w:ind w:hanging="0" w:start="0"/>
+        <w:rPr/>
+      </w:pPr>
+      <w:r>
+        <w:rPr/>
+        <w:drawing>
+          <wp:inline distT="0" distB="0" distL="0" distR="0">
+            <wp:extent cx="3676650" cy="1209675"/>
+            <wp:effectExtent l="0" t="0" r="0" b="0"/>
+            <wp:docPr id="7" name="Image7" descr="" title=""/>
+            <wp:cNvGraphicFramePr>
+              <a:graphicFrameLocks xmlns:a="http://schemas.openxmlformats.org/drawingml/2006/main" noChangeAspect="1"/>
+            </wp:cNvGraphicFramePr>
+            <a:graphic xmlns:a="http://schemas.openxmlformats.org/drawingml/2006/main">
+              <a:graphicData uri="http://schemas.openxmlformats.org/drawingml/2006/picture">
+                <pic:pic xmlns:pic="http://schemas.openxmlformats.org/drawingml/2006/picture">
+                  <pic:nvPicPr>
+                    <pic:cNvPr id="7" name="Image7" descr="" title=""/>
+                    <pic:cNvPicPr>
+                      <a:picLocks noChangeAspect="1" noChangeArrowheads="1"/>
+                    </pic:cNvPicPr>
+                  </pic:nvPicPr>
+                  <pic:blipFill>
+                    <a:blip r:embed="rId8"/>
+                    <a:stretch>
+                      <a:fillRect/>
+                    </a:stretch>
+                  </pic:blipFill>
+                  <pic:spPr bwMode="auto">
+                    <a:xfrm>
+                      <a:off x="0" y="0"/>
+                      <a:ext cx="3676650" cy="1209675"/>
+                    </a:xfrm>
+                    <a:prstGeom prst="rect">
+                      <a:avLst/>
+                    </a:prstGeom>
+                    <a:noFill/>
+                  </pic:spPr>
+                </pic:pic>
+              </a:graphicData>
+            </a:graphic>
+          </wp:inline>
+        </w:drawing>
+      </w:r>
+    </w:p>
+    <w:p>
+      <w:pPr>
+        <w:pStyle w:val="normal1"/>
+        <w:spacing w:lineRule="auto" w:line="240" w:before="140" w:after="120"/>
+        <w:jc w:val="both"/>
+        <w:rPr>
+          <w:rFonts w:ascii="Times New Roman" w:hAnsi="Times New Roman" w:eastAsia="Times New Roman" w:cs="Times New Roman"/>
+          <w:b w:val="false"/>
+        </w:rPr>
+      </w:pPr>
+      <w:r>
+        <w:rPr/>
+        <w:t xml:space="preserve"> </w:t>
+      </w:r>
+    </w:p>
+    <w:p>
+      <w:pPr>
+        <w:pStyle w:val="Heading5"/>
+        <w:rPr/>
+      </w:pPr>
+      <w:r>
+        <w:rPr>
+          <w:rStyle w:val="Strong"/>
+          <w:b/>
+          <w:bCs/>
+          <w:sz w:val="30"/>
+          <w:szCs w:val="30"/>
+        </w:rPr>
+        <w:t>Висновок</w:t>
       </w:r>
     </w:p>
     <w:p>
       <w:pPr>
         <w:pStyle w:val="BodyText"/>
-        <w:numPr>
-          <w:ilvl w:val="1"/>
-          <w:numId w:val="3"/>
-        </w:numPr>
-        <w:tabs>
-          <w:tab w:val="clear" w:pos="709"/>
-          <w:tab w:val="left" w:pos="0" w:leader="none"/>
-        </w:tabs>
-        <w:ind w:hanging="283" w:start="1418"/>
-        <w:rPr/>
-      </w:pPr>
-      <w:r>
-        <w:rPr/>
-        <w:t xml:space="preserve">Залишається відносно простим для реалізації. </w:t>
-      </w:r>
-    </w:p>
-    <w:p>
-      <w:pPr>
-        <w:pStyle w:val="Heading4"/>
-        <w:rPr/>
-      </w:pPr>
-      <w:r>
-        <w:rPr/>
-        <w:t>Частини коду з алгоритму</w:t>
+        <w:rPr/>
+      </w:pPr>
+      <w:r>
+        <w:rPr/>
+        <w:t>У ході виконання лабораторної роботи №8 було реалізовано консольно-графічну гру “Морський бій” мовою Java з використанням бібліотеки Swing для побудови інтерфейсу користувача. Було дотримано класичних правил гри, що передбачають випадкове розміщення флоту на полі та поетапне знищення кораблів противника.</w:t>
       </w:r>
     </w:p>
     <w:p>
       <w:pPr>
         <w:pStyle w:val="BodyText"/>
-        <w:ind w:hanging="0" w:start="0" w:end="0"/>
-        <w:rPr/>
-      </w:pPr>
-      <w:r>
-        <w:rPr/>
-        <w:t>Нижче наведено ключові фрагменти коду, що відповідають за ходи комп’ютера та обробку пострілів</w:t>
-      </w:r>
-    </w:p>
-    <w:p>
-      <w:pPr>
-        <w:pStyle w:val="normal1"/>
-        <w:spacing w:lineRule="auto" w:line="240" w:before="140" w:after="120"/>
-        <w:jc w:val="both"/>
-        <w:rPr>
-          <w:rFonts w:ascii="Times New Roman" w:hAnsi="Times New Roman" w:eastAsia="Times New Roman" w:cs="Times New Roman"/>
-          <w:b w:val="false"/>
-        </w:rPr>
+        <w:rPr/>
+      </w:pPr>
+      <w:r>
+        <w:rPr/>
+        <w:t xml:space="preserve">Особливу увагу приділено реалізації </w:t>
+      </w:r>
+      <w:r>
+        <w:rPr>
+          <w:rStyle w:val="Strong"/>
+        </w:rPr>
+        <w:t>алгоритму штучного інтелекту для комп’ютерного супротивника</w:t>
+      </w:r>
+      <w:r>
+        <w:rPr/>
+        <w:t xml:space="preserve">. На відміну від примітивного випадкового вибору клітинок, у поточній версії застосовано </w:t>
+      </w:r>
+      <w:r>
+        <w:rPr>
+          <w:rStyle w:val="Strong"/>
+        </w:rPr>
+        <w:t>комбіновану стратегію “випадковий пошук + цілеспрямоване добивання”</w:t>
+      </w:r>
+      <w:r>
+        <w:rPr/>
+        <w:t>. Це дозволяє комп’ютеру ефективно знищувати кораблі, послідовно обстрілюючи сусідні клітинки після влучання. Такий підхід значно підвищує рівень складності гри та імітує поведінку реального гравця.</w:t>
+      </w:r>
+    </w:p>
+    <w:p>
+      <w:pPr>
+        <w:pStyle w:val="BodyText"/>
+        <w:rPr/>
+      </w:pPr>
+      <w:r>
+        <w:rPr/>
+        <w:t xml:space="preserve">З технічної точки зору, гра побудована на основі об’єктно-орієнтованої моделі з чітким розділенням логіки (класи </w:t>
+      </w:r>
+      <w:r>
+        <w:rPr>
+          <w:rStyle w:val="SourceText"/>
+        </w:rPr>
+        <w:t>Board</w:t>
+      </w:r>
+      <w:r>
+        <w:rPr/>
+        <w:t xml:space="preserve">, </w:t>
+      </w:r>
+      <w:r>
+        <w:rPr>
+          <w:rStyle w:val="SourceText"/>
+        </w:rPr>
+        <w:t>Cell</w:t>
+      </w:r>
+      <w:r>
+        <w:rPr/>
+        <w:t xml:space="preserve">, </w:t>
+      </w:r>
+      <w:r>
+        <w:rPr>
+          <w:rStyle w:val="SourceText"/>
+        </w:rPr>
+        <w:t>Ship</w:t>
+      </w:r>
+      <w:r>
+        <w:rPr/>
+        <w:t>) та інтерфейсу користувача (</w:t>
+      </w:r>
+      <w:r>
+        <w:rPr>
+          <w:rStyle w:val="SourceText"/>
+        </w:rPr>
+        <w:t>SwingGameWindow</w:t>
+      </w:r>
+      <w:r>
+        <w:rPr/>
+        <w:t>). Це забезпечує зручність підтримки та розширення функціоналу в майбутньому.</w:t>
+      </w:r>
+    </w:p>
+    <w:p>
+      <w:pPr>
+        <w:pStyle w:val="BodyText"/>
+        <w:rPr/>
+      </w:pPr>
+      <w:r>
+        <w:rPr/>
+        <w:t>Загалом, поставлене завдання було успішно виконано: створено повноцінну гру, що дозволяє грати проти комп’ютера з базовим рівнем інтелекту. Реалізований алгоритм комп’ютера є доцільним з точки зору балансу між складністю, продуктивністю та простотою реалізації.</w:t>
+      </w:r>
+    </w:p>
+    <w:p>
+      <w:pPr>
+        <w:pStyle w:val="BodyText"/>
+        <w:spacing w:lineRule="auto" w:line="276" w:before="0" w:after="140"/>
+        <w:rPr/>
       </w:pPr>
       <w:r>
         <w:rPr/>
@@ -2065,6 +2599,7 @@
     </w:lvl>
     <w:lvl w:ilvl="2">
       <w:start w:val="1"/>
+      <w:pStyle w:val="Heading3"/>
       <w:numFmt w:val="none"/>
       <w:suff w:val="nothing"/>
       <w:lvlText w:val=""/>
@@ -2078,7 +2613,6 @@
     </w:lvl>
     <w:lvl w:ilvl="3">
       <w:start w:val="1"/>
-      <w:pStyle w:val="Heading4"/>
       <w:numFmt w:val="none"/>
       <w:suff w:val="nothing"/>
       <w:lvlText w:val=""/>
@@ -2092,7 +2626,6 @@
     </w:lvl>
     <w:lvl w:ilvl="4">
       <w:start w:val="1"/>
-      <w:pStyle w:val="Heading5"/>
       <w:numFmt w:val="none"/>
       <w:suff w:val="nothing"/>
       <w:lvlText w:val=""/>
@@ -2160,8 +2693,8 @@
   <w:abstractNum w:abstractNumId="2">
     <w:lvl w:ilvl="0">
       <w:start w:val="1"/>
-      <w:numFmt w:val="decimal"/>
-      <w:lvlText w:val="%1."/>
+      <w:numFmt w:val="bullet"/>
+      <w:lvlText w:val=""/>
       <w:lvlJc w:val="start"/>
       <w:pPr>
         <w:tabs>
@@ -2169,12 +2702,14 @@
         </w:tabs>
         <w:ind w:start="709" w:hanging="283"/>
       </w:pPr>
-      <w:rPr/>
+      <w:rPr>
+        <w:rFonts w:ascii="Symbol" w:hAnsi="Symbol" w:cs="Symbol" w:hint="default"/>
+      </w:rPr>
     </w:lvl>
     <w:lvl w:ilvl="1">
       <w:start w:val="1"/>
-      <w:numFmt w:val="decimal"/>
-      <w:lvlText w:val="%2."/>
+      <w:numFmt w:val="bullet"/>
+      <w:lvlText w:val=""/>
       <w:lvlJc w:val="start"/>
       <w:pPr>
         <w:tabs>
@@ -2182,12 +2717,14 @@
         </w:tabs>
         <w:ind w:start="1418" w:hanging="283"/>
       </w:pPr>
-      <w:rPr/>
+      <w:rPr>
+        <w:rFonts w:ascii="Symbol" w:hAnsi="Symbol" w:cs="Symbol" w:hint="default"/>
+      </w:rPr>
     </w:lvl>
     <w:lvl w:ilvl="2">
       <w:start w:val="1"/>
-      <w:numFmt w:val="decimal"/>
-      <w:lvlText w:val="%3."/>
+      <w:numFmt w:val="bullet"/>
+      <w:lvlText w:val=""/>
       <w:lvlJc w:val="start"/>
       <w:pPr>
         <w:tabs>
@@ -2195,12 +2732,14 @@
         </w:tabs>
         <w:ind w:start="2127" w:hanging="283"/>
       </w:pPr>
-      <w:rPr/>
+      <w:rPr>
+        <w:rFonts w:ascii="Symbol" w:hAnsi="Symbol" w:cs="Symbol" w:hint="default"/>
+      </w:rPr>
     </w:lvl>
     <w:lvl w:ilvl="3">
       <w:start w:val="1"/>
-      <w:numFmt w:val="decimal"/>
-      <w:lvlText w:val="%4."/>
+      <w:numFmt w:val="bullet"/>
+      <w:lvlText w:val=""/>
       <w:lvlJc w:val="start"/>
       <w:pPr>
         <w:tabs>
@@ -2208,12 +2747,14 @@
         </w:tabs>
         <w:ind w:start="2836" w:hanging="283"/>
       </w:pPr>
-      <w:rPr/>
+      <w:rPr>
+        <w:rFonts w:ascii="Symbol" w:hAnsi="Symbol" w:cs="Symbol" w:hint="default"/>
+      </w:rPr>
     </w:lvl>
     <w:lvl w:ilvl="4">
       <w:start w:val="1"/>
-      <w:numFmt w:val="decimal"/>
-      <w:lvlText w:val="%5."/>
+      <w:numFmt w:val="bullet"/>
+      <w:lvlText w:val=""/>
       <w:lvlJc w:val="start"/>
       <w:pPr>
         <w:tabs>
@@ -2221,12 +2762,14 @@
         </w:tabs>
         <w:ind w:start="3545" w:hanging="283"/>
       </w:pPr>
-      <w:rPr/>
+      <w:rPr>
+        <w:rFonts w:ascii="Symbol" w:hAnsi="Symbol" w:cs="Symbol" w:hint="default"/>
+      </w:rPr>
     </w:lvl>
     <w:lvl w:ilvl="5">
       <w:start w:val="1"/>
-      <w:numFmt w:val="decimal"/>
-      <w:lvlText w:val="%6."/>
+      <w:numFmt w:val="bullet"/>
+      <w:lvlText w:val=""/>
       <w:lvlJc w:val="start"/>
       <w:pPr>
         <w:tabs>
@@ -2234,12 +2777,14 @@
         </w:tabs>
         <w:ind w:start="4254" w:hanging="283"/>
       </w:pPr>
-      <w:rPr/>
+      <w:rPr>
+        <w:rFonts w:ascii="Symbol" w:hAnsi="Symbol" w:cs="Symbol" w:hint="default"/>
+      </w:rPr>
     </w:lvl>
     <w:lvl w:ilvl="6">
       <w:start w:val="1"/>
-      <w:numFmt w:val="decimal"/>
-      <w:lvlText w:val="%7."/>
+      <w:numFmt w:val="bullet"/>
+      <w:lvlText w:val=""/>
       <w:lvlJc w:val="start"/>
       <w:pPr>
         <w:tabs>
@@ -2247,12 +2792,14 @@
         </w:tabs>
         <w:ind w:start="4963" w:hanging="283"/>
       </w:pPr>
-      <w:rPr/>
+      <w:rPr>
+        <w:rFonts w:ascii="Symbol" w:hAnsi="Symbol" w:cs="Symbol" w:hint="default"/>
+      </w:rPr>
     </w:lvl>
     <w:lvl w:ilvl="7">
       <w:start w:val="1"/>
-      <w:numFmt w:val="decimal"/>
-      <w:lvlText w:val="%8."/>
+      <w:numFmt w:val="bullet"/>
+      <w:lvlText w:val=""/>
       <w:lvlJc w:val="start"/>
       <w:pPr>
         <w:tabs>
@@ -2260,12 +2807,14 @@
         </w:tabs>
         <w:ind w:start="5672" w:hanging="283"/>
       </w:pPr>
-      <w:rPr/>
+      <w:rPr>
+        <w:rFonts w:ascii="Symbol" w:hAnsi="Symbol" w:cs="Symbol" w:hint="default"/>
+      </w:rPr>
     </w:lvl>
     <w:lvl w:ilvl="8">
       <w:start w:val="1"/>
-      <w:numFmt w:val="decimal"/>
-      <w:lvlText w:val="%9."/>
+      <w:numFmt w:val="bullet"/>
+      <w:lvlText w:val=""/>
       <w:lvlJc w:val="start"/>
       <w:pPr>
         <w:tabs>
@@ -2273,10 +2822,286 @@
         </w:tabs>
         <w:ind w:start="6381" w:hanging="283"/>
       </w:pPr>
-      <w:rPr/>
+      <w:rPr>
+        <w:rFonts w:ascii="Symbol" w:hAnsi="Symbol" w:cs="Symbol" w:hint="default"/>
+      </w:rPr>
     </w:lvl>
   </w:abstractNum>
   <w:abstractNum w:abstractNumId="3">
+    <w:lvl w:ilvl="0">
+      <w:start w:val="1"/>
+      <w:numFmt w:val="bullet"/>
+      <w:lvlText w:val=""/>
+      <w:lvlJc w:val="start"/>
+      <w:pPr>
+        <w:tabs>
+          <w:tab w:val="num" w:pos="709"/>
+        </w:tabs>
+        <w:ind w:start="709" w:hanging="283"/>
+      </w:pPr>
+      <w:rPr>
+        <w:rFonts w:ascii="Symbol" w:hAnsi="Symbol" w:cs="Symbol" w:hint="default"/>
+      </w:rPr>
+    </w:lvl>
+    <w:lvl w:ilvl="1">
+      <w:start w:val="1"/>
+      <w:numFmt w:val="bullet"/>
+      <w:lvlText w:val=""/>
+      <w:lvlJc w:val="start"/>
+      <w:pPr>
+        <w:tabs>
+          <w:tab w:val="num" w:pos="1418"/>
+        </w:tabs>
+        <w:ind w:start="1418" w:hanging="283"/>
+      </w:pPr>
+      <w:rPr>
+        <w:rFonts w:ascii="Symbol" w:hAnsi="Symbol" w:cs="Symbol" w:hint="default"/>
+      </w:rPr>
+    </w:lvl>
+    <w:lvl w:ilvl="2">
+      <w:start w:val="1"/>
+      <w:numFmt w:val="bullet"/>
+      <w:lvlText w:val=""/>
+      <w:lvlJc w:val="start"/>
+      <w:pPr>
+        <w:tabs>
+          <w:tab w:val="num" w:pos="2127"/>
+        </w:tabs>
+        <w:ind w:start="2127" w:hanging="283"/>
+      </w:pPr>
+      <w:rPr>
+        <w:rFonts w:ascii="Symbol" w:hAnsi="Symbol" w:cs="Symbol" w:hint="default"/>
+      </w:rPr>
+    </w:lvl>
+    <w:lvl w:ilvl="3">
+      <w:start w:val="1"/>
+      <w:numFmt w:val="bullet"/>
+      <w:lvlText w:val=""/>
+      <w:lvlJc w:val="start"/>
+      <w:pPr>
+        <w:tabs>
+          <w:tab w:val="num" w:pos="2836"/>
+        </w:tabs>
+        <w:ind w:start="2836" w:hanging="283"/>
+      </w:pPr>
+      <w:rPr>
+        <w:rFonts w:ascii="Symbol" w:hAnsi="Symbol" w:cs="Symbol" w:hint="default"/>
+      </w:rPr>
+    </w:lvl>
+    <w:lvl w:ilvl="4">
+      <w:start w:val="1"/>
+      <w:numFmt w:val="bullet"/>
+      <w:lvlText w:val=""/>
+      <w:lvlJc w:val="start"/>
+      <w:pPr>
+        <w:tabs>
+          <w:tab w:val="num" w:pos="3545"/>
+        </w:tabs>
+        <w:ind w:start="3545" w:hanging="283"/>
+      </w:pPr>
+      <w:rPr>
+        <w:rFonts w:ascii="Symbol" w:hAnsi="Symbol" w:cs="Symbol" w:hint="default"/>
+      </w:rPr>
+    </w:lvl>
+    <w:lvl w:ilvl="5">
+      <w:start w:val="1"/>
+      <w:numFmt w:val="bullet"/>
+      <w:lvlText w:val=""/>
+      <w:lvlJc w:val="start"/>
+      <w:pPr>
+        <w:tabs>
+          <w:tab w:val="num" w:pos="4254"/>
+        </w:tabs>
+        <w:ind w:start="4254" w:hanging="283"/>
+      </w:pPr>
+      <w:rPr>
+        <w:rFonts w:ascii="Symbol" w:hAnsi="Symbol" w:cs="Symbol" w:hint="default"/>
+      </w:rPr>
+    </w:lvl>
+    <w:lvl w:ilvl="6">
+      <w:start w:val="1"/>
+      <w:numFmt w:val="bullet"/>
+      <w:lvlText w:val=""/>
+      <w:lvlJc w:val="start"/>
+      <w:pPr>
+        <w:tabs>
+          <w:tab w:val="num" w:pos="4963"/>
+        </w:tabs>
+        <w:ind w:start="4963" w:hanging="283"/>
+      </w:pPr>
+      <w:rPr>
+        <w:rFonts w:ascii="Symbol" w:hAnsi="Symbol" w:cs="Symbol" w:hint="default"/>
+      </w:rPr>
+    </w:lvl>
+    <w:lvl w:ilvl="7">
+      <w:start w:val="1"/>
+      <w:numFmt w:val="bullet"/>
+      <w:lvlText w:val=""/>
+      <w:lvlJc w:val="start"/>
+      <w:pPr>
+        <w:tabs>
+          <w:tab w:val="num" w:pos="5672"/>
+        </w:tabs>
+        <w:ind w:start="5672" w:hanging="283"/>
+      </w:pPr>
+      <w:rPr>
+        <w:rFonts w:ascii="Symbol" w:hAnsi="Symbol" w:cs="Symbol" w:hint="default"/>
+      </w:rPr>
+    </w:lvl>
+    <w:lvl w:ilvl="8">
+      <w:start w:val="1"/>
+      <w:numFmt w:val="bullet"/>
+      <w:lvlText w:val=""/>
+      <w:lvlJc w:val="start"/>
+      <w:pPr>
+        <w:tabs>
+          <w:tab w:val="num" w:pos="6381"/>
+        </w:tabs>
+        <w:ind w:start="6381" w:hanging="283"/>
+      </w:pPr>
+      <w:rPr>
+        <w:rFonts w:ascii="Symbol" w:hAnsi="Symbol" w:cs="Symbol" w:hint="default"/>
+      </w:rPr>
+    </w:lvl>
+  </w:abstractNum>
+  <w:abstractNum w:abstractNumId="4">
+    <w:lvl w:ilvl="0">
+      <w:start w:val="1"/>
+      <w:numFmt w:val="bullet"/>
+      <w:lvlText w:val=""/>
+      <w:lvlJc w:val="start"/>
+      <w:pPr>
+        <w:tabs>
+          <w:tab w:val="num" w:pos="709"/>
+        </w:tabs>
+        <w:ind w:start="709" w:hanging="283"/>
+      </w:pPr>
+      <w:rPr>
+        <w:rFonts w:ascii="Symbol" w:hAnsi="Symbol" w:cs="Symbol" w:hint="default"/>
+      </w:rPr>
+    </w:lvl>
+    <w:lvl w:ilvl="1">
+      <w:start w:val="1"/>
+      <w:numFmt w:val="bullet"/>
+      <w:lvlText w:val=""/>
+      <w:lvlJc w:val="start"/>
+      <w:pPr>
+        <w:tabs>
+          <w:tab w:val="num" w:pos="1418"/>
+        </w:tabs>
+        <w:ind w:start="1418" w:hanging="283"/>
+      </w:pPr>
+      <w:rPr>
+        <w:rFonts w:ascii="Symbol" w:hAnsi="Symbol" w:cs="Symbol" w:hint="default"/>
+      </w:rPr>
+    </w:lvl>
+    <w:lvl w:ilvl="2">
+      <w:start w:val="1"/>
+      <w:numFmt w:val="bullet"/>
+      <w:lvlText w:val=""/>
+      <w:lvlJc w:val="start"/>
+      <w:pPr>
+        <w:tabs>
+          <w:tab w:val="num" w:pos="2127"/>
+        </w:tabs>
+        <w:ind w:start="2127" w:hanging="283"/>
+      </w:pPr>
+      <w:rPr>
+        <w:rFonts w:ascii="Symbol" w:hAnsi="Symbol" w:cs="Symbol" w:hint="default"/>
+      </w:rPr>
+    </w:lvl>
+    <w:lvl w:ilvl="3">
+      <w:start w:val="1"/>
+      <w:numFmt w:val="bullet"/>
+      <w:lvlText w:val=""/>
+      <w:lvlJc w:val="start"/>
+      <w:pPr>
+        <w:tabs>
+          <w:tab w:val="num" w:pos="2836"/>
+        </w:tabs>
+        <w:ind w:start="2836" w:hanging="283"/>
+      </w:pPr>
+      <w:rPr>
+        <w:rFonts w:ascii="Symbol" w:hAnsi="Symbol" w:cs="Symbol" w:hint="default"/>
+      </w:rPr>
+    </w:lvl>
+    <w:lvl w:ilvl="4">
+      <w:start w:val="1"/>
+      <w:numFmt w:val="bullet"/>
+      <w:lvlText w:val=""/>
+      <w:lvlJc w:val="start"/>
+      <w:pPr>
+        <w:tabs>
+          <w:tab w:val="num" w:pos="3545"/>
+        </w:tabs>
+        <w:ind w:start="3545" w:hanging="283"/>
+      </w:pPr>
+      <w:rPr>
+        <w:rFonts w:ascii="Symbol" w:hAnsi="Symbol" w:cs="Symbol" w:hint="default"/>
+      </w:rPr>
+    </w:lvl>
+    <w:lvl w:ilvl="5">
+      <w:start w:val="1"/>
+      <w:numFmt w:val="bullet"/>
+      <w:lvlText w:val=""/>
+      <w:lvlJc w:val="start"/>
+      <w:pPr>
+        <w:tabs>
+          <w:tab w:val="num" w:pos="4254"/>
+        </w:tabs>
+        <w:ind w:start="4254" w:hanging="283"/>
+      </w:pPr>
+      <w:rPr>
+        <w:rFonts w:ascii="Symbol" w:hAnsi="Symbol" w:cs="Symbol" w:hint="default"/>
+      </w:rPr>
+    </w:lvl>
+    <w:lvl w:ilvl="6">
+      <w:start w:val="1"/>
+      <w:numFmt w:val="bullet"/>
+      <w:lvlText w:val=""/>
+      <w:lvlJc w:val="start"/>
+      <w:pPr>
+        <w:tabs>
+          <w:tab w:val="num" w:pos="4963"/>
+        </w:tabs>
+        <w:ind w:start="4963" w:hanging="283"/>
+      </w:pPr>
+      <w:rPr>
+        <w:rFonts w:ascii="Symbol" w:hAnsi="Symbol" w:cs="Symbol" w:hint="default"/>
+      </w:rPr>
+    </w:lvl>
+    <w:lvl w:ilvl="7">
+      <w:start w:val="1"/>
+      <w:numFmt w:val="bullet"/>
+      <w:lvlText w:val=""/>
+      <w:lvlJc w:val="start"/>
+      <w:pPr>
+        <w:tabs>
+          <w:tab w:val="num" w:pos="5672"/>
+        </w:tabs>
+        <w:ind w:start="5672" w:hanging="283"/>
+      </w:pPr>
+      <w:rPr>
+        <w:rFonts w:ascii="Symbol" w:hAnsi="Symbol" w:cs="Symbol" w:hint="default"/>
+      </w:rPr>
+    </w:lvl>
+    <w:lvl w:ilvl="8">
+      <w:start w:val="1"/>
+      <w:numFmt w:val="bullet"/>
+      <w:lvlText w:val=""/>
+      <w:lvlJc w:val="start"/>
+      <w:pPr>
+        <w:tabs>
+          <w:tab w:val="num" w:pos="6381"/>
+        </w:tabs>
+        <w:ind w:start="6381" w:hanging="283"/>
+      </w:pPr>
+      <w:rPr>
+        <w:rFonts w:ascii="Symbol" w:hAnsi="Symbol" w:cs="Symbol" w:hint="default"/>
+      </w:rPr>
+    </w:lvl>
+  </w:abstractNum>
+  <w:abstractNum w:abstractNumId="5">
     <w:lvl w:ilvl="0">
       <w:start w:val="1"/>
       <w:numFmt w:val="bullet"/>
@@ -2421,6 +3246,12 @@
   </w:num>
   <w:num w:numId="3">
     <w:abstractNumId w:val="3"/>
+  </w:num>
+  <w:num w:numId="4">
+    <w:abstractNumId w:val="4"/>
+  </w:num>
+  <w:num w:numId="5">
+    <w:abstractNumId w:val="5"/>
   </w:num>
 </w:numbering>
 </file>
@@ -2477,6 +3308,23 @@
       <w:b/>
       <w:sz w:val="36"/>
       <w:szCs w:val="36"/>
+    </w:rPr>
+  </w:style>
+  <w:style w:type="paragraph" w:styleId="Heading3">
+    <w:name w:val="heading 3"/>
+    <w:basedOn w:val="Heading"/>
+    <w:next w:val="BodyText"/>
+    <w:qFormat/>
+    <w:pPr>
+      <w:spacing w:before="140" w:after="120"/>
+      <w:outlineLvl w:val="2"/>
+    </w:pPr>
+    <w:rPr>
+      <w:rFonts w:ascii="Noto Serif" w:hAnsi="Noto Serif" w:eastAsia="Noto Sans" w:cs="FreeSans"/>
+      <w:b/>
+      <w:bCs/>
+      <w:sz w:val="28"/>
+      <w:szCs w:val="28"/>
     </w:rPr>
   </w:style>
   <w:style w:type="paragraph" w:styleId="Heading4">
@@ -2531,6 +3379,13 @@
     <w:qFormat/>
     <w:rPr>
       <w:rFonts w:ascii="OpenSymbol" w:hAnsi="OpenSymbol" w:eastAsia="OpenSymbol" w:cs="OpenSymbol"/>
+    </w:rPr>
+  </w:style>
+  <w:style w:type="character" w:styleId="SourceText">
+    <w:name w:val="Source Text"/>
+    <w:qFormat/>
+    <w:rPr>
+      <w:rFonts w:ascii="Noto Sans Mono" w:hAnsi="Noto Sans Mono" w:eastAsia="Noto Sans Mono" w:cs="FreeSans"/>
     </w:rPr>
   </w:style>
   <w:style w:type="paragraph" w:styleId="Heading">
